--- a/downloads/documents/05 Materials/Unit 01/Slides/Slides 01.15 - Shopping Lists and Store Circulars.docx
+++ b/downloads/documents/05 Materials/Unit 01/Slides/Slides 01.15 - Shopping Lists and Store Circulars.docx
@@ -6,9 +6,9 @@
       <w:pPr>
         <w:pStyle w:val="Heading1"/>
       </w:pPr>
-      <w:bookmarkStart w:id="20" w:name="X3ac0758b3f6184417d99e349a3c8002907ce277"/>
-      <w:r>
-        <w:t xml:space="preserve">Slides 01.15: Shopping Lists and Store Circulars</w:t>
+      <w:bookmarkStart w:id="20" w:name="X306fc563a390f8784e9e44832d201ee139d6ae1"/>
+      <w:r>
+        <w:t xml:space="preserve">Slides 1.15: Shopping Lists and Store Circulars</w:t>
       </w:r>
       <w:bookmarkEnd w:id="20"/>
     </w:p>
